--- a/vitrino/outros/VITRIN-O BRIEFING.docx
+++ b/vitrino/outros/VITRIN-O BRIEFING.docx
@@ -80,15 +80,7 @@
           <w:b/>
           <w:bCs/>
         </w:rPr>
-        <w:t xml:space="preserve"> Caio, </w:t>
-      </w:r>
-      <w:proofErr w:type="gramStart"/>
-      <w:r>
-        <w:rPr>
-          <w:b/>
-          <w:bCs/>
-        </w:rPr>
-        <w:t>Matheus</w:t>
+        <w:t xml:space="preserve"> Caio, Matheus</w:t>
       </w:r>
       <w:r>
         <w:rPr>
@@ -102,15 +94,7 @@
           <w:b/>
           <w:bCs/>
         </w:rPr>
-        <w:t>,</w:t>
-      </w:r>
-      <w:proofErr w:type="gramEnd"/>
-      <w:r>
-        <w:rPr>
-          <w:b/>
-          <w:bCs/>
-        </w:rPr>
-        <w:t xml:space="preserve"> Filipe, </w:t>
+        <w:t xml:space="preserve">, Filipe, </w:t>
       </w:r>
       <w:r>
         <w:rPr>
@@ -146,19 +130,8 @@
           <w:b/>
           <w:bCs/>
         </w:rPr>
-        <w:t xml:space="preserve"> de </w:t>
-      </w:r>
-      <w:proofErr w:type="spellStart"/>
-      <w:proofErr w:type="gramStart"/>
-      <w:r>
-        <w:rPr>
-          <w:b/>
-          <w:bCs/>
-        </w:rPr>
-        <w:t>inicio</w:t>
-      </w:r>
-      <w:proofErr w:type="spellEnd"/>
-      <w:proofErr w:type="gramEnd"/>
+        <w:t xml:space="preserve"> de inicio</w:t>
+      </w:r>
       <w:r>
         <w:rPr>
           <w:b/>
@@ -251,15 +224,7 @@
         <w:ind w:left="720"/>
       </w:pPr>
       <w:r>
-        <w:t xml:space="preserve">Apresentação dos serviços de desenvolvimento de websites da </w:t>
-      </w:r>
-      <w:proofErr w:type="gramStart"/>
-      <w:r>
-        <w:t>agencia</w:t>
-      </w:r>
-      <w:proofErr w:type="gramEnd"/>
-      <w:r>
-        <w:t>.</w:t>
+        <w:t>Apresentação dos serviços de desenvolvimento de websites da agencia.</w:t>
       </w:r>
     </w:p>
     <w:p>
@@ -382,16 +347,8 @@
           <w:rPr>
             <w:rStyle w:val="Hyperlink"/>
           </w:rPr>
-          <w:t xml:space="preserve">Criação de Sites em Campinas - Agência </w:t>
+          <w:t>Criação de Sites em Campinas - Agência Criosites</w:t>
         </w:r>
-        <w:proofErr w:type="spellStart"/>
-        <w:r>
-          <w:rPr>
-            <w:rStyle w:val="Hyperlink"/>
-          </w:rPr>
-          <w:t>Criosites</w:t>
-        </w:r>
-        <w:proofErr w:type="spellEnd"/>
       </w:hyperlink>
       <w:r>
         <w:t xml:space="preserve"> – Modelo de Negócio</w:t>
@@ -697,11 +654,9 @@
       <w:r>
         <w:br/>
       </w:r>
-      <w:proofErr w:type="spellStart"/>
       <w:r>
         <w:t>Netlify</w:t>
       </w:r>
-      <w:proofErr w:type="spellEnd"/>
     </w:p>
     <w:p>
       <w:pPr>
@@ -734,15 +689,7 @@
         <w:ind w:left="720"/>
       </w:pPr>
       <w:r>
-        <w:t xml:space="preserve">Sim, com uso das </w:t>
-      </w:r>
-      <w:proofErr w:type="spellStart"/>
-      <w:r>
-        <w:t>tags</w:t>
-      </w:r>
-      <w:proofErr w:type="spellEnd"/>
-      <w:r>
-        <w:t xml:space="preserve"> semânticas apropriadas</w:t>
+        <w:t>Sim, com uso das tags semânticas apropriadas</w:t>
       </w:r>
     </w:p>
     <w:p>
@@ -772,15 +719,7 @@
         </w:numPr>
       </w:pPr>
       <w:r>
-        <w:t xml:space="preserve">Integração com Google </w:t>
-      </w:r>
-      <w:proofErr w:type="spellStart"/>
-      <w:r>
-        <w:t>Analytics</w:t>
-      </w:r>
-      <w:proofErr w:type="spellEnd"/>
-      <w:r>
-        <w:t xml:space="preserve"> e outras ferramentas de monitoramento?</w:t>
+        <w:t>Integração com Google Analytics e outras ferramentas de monitoramento?</w:t>
       </w:r>
     </w:p>
     <w:p>
